--- a/research/TRD-EHR/paper1-trd-prediction/parts/supplement/24-s10-representation-field-crosswalk.docx
+++ b/research/TRD-EHR/paper1-trd-prediction/parts/supplement/24-s10-representation-field-crosswalk.docx
@@ -2,7 +2,7 @@
 <file path=word/document.xml><?xml version="1.0" encoding="utf-8"?>
 <w:document xmlns:w="http://schemas.openxmlformats.org/wordprocessingml/2006/main" xmlns:m="http://schemas.openxmlformats.org/officeDocument/2006/math" xmlns:r="http://schemas.openxmlformats.org/officeDocument/2006/relationships" xmlns:o="urn:schemas-microsoft-com:office:office" xmlns:v="urn:schemas-microsoft-com:vml" xmlns:w10="urn:schemas-microsoft-com:office:word" xmlns:a="http://schemas.openxmlformats.org/drawingml/2006/main" xmlns:pic="http://schemas.openxmlformats.org/drawingml/2006/picture" xmlns:wp="http://schemas.openxmlformats.org/drawingml/2006/wordprocessingDrawing">
   <w:body>
-    <w:bookmarkStart w:id="20" w:name="s10-representation-field-crosswalk"/>
+    <w:bookmarkStart w:id="9" w:name="_e650b54780c89be4b61c8e79b27209b39a2bb9d"/>
     <w:p>
       <w:pPr>
         <w:pStyle w:val="Heading1"/>
@@ -38,12 +38,22 @@
     <w:tbl>
       <w:tblPr>
         <w:tblStyle w:val="Table"/>
-        <w:tblW w:type="pct" w:w="0.0"/>
+        <w:tblW w:type="auto" w:w="0"/>
         <w:tblLook w:firstRow="1" w:lastRow="0" w:firstColumn="0" w:lastColumn="0" w:noHBand="0" w:noVBand="0" w:val="0020"/>
       </w:tblPr>
-      <w:tblGrid/>
+      <w:tblGrid>
+        <w:gridCol w:w="1584"/>
+        <w:gridCol w:w="1584"/>
+        <w:gridCol w:w="1584"/>
+        <w:gridCol w:w="1584"/>
+        <w:gridCol w:w="1584"/>
+      </w:tblGrid>
       <w:tr>
-        <w:tc>
+        <w:trPr>
+          <w:tblHeader w:val="on"/>
+        </w:trPr>
+        <w:tc>
+          <w:tcPr/>
           <w:p>
             <w:pPr>
               <w:pStyle w:val="Compact"/>
@@ -51,14 +61,15 @@
             </w:pPr>
             <w:r>
               <w:rPr>
+                <w:b/>
                 <w:bCs/>
-                <w:b/>
               </w:rPr>
               <w:t xml:space="preserve">Source field</w:t>
             </w:r>
           </w:p>
         </w:tc>
         <w:tc>
+          <w:tcPr/>
           <w:p>
             <w:pPr>
               <w:pStyle w:val="Compact"/>
@@ -66,14 +77,15 @@
             </w:pPr>
             <w:r>
               <w:rPr>
+                <w:b/>
                 <w:bCs/>
-                <w:b/>
               </w:rPr>
               <w:t xml:space="preserve">Feature-matrix encoding</w:t>
             </w:r>
           </w:p>
         </w:tc>
         <w:tc>
+          <w:tcPr/>
           <w:p>
             <w:pPr>
               <w:pStyle w:val="Compact"/>
@@ -81,14 +93,15 @@
             </w:pPr>
             <w:r>
               <w:rPr>
+                <w:b/>
                 <w:bCs/>
-                <w:b/>
               </w:rPr>
               <w:t xml:space="preserve">Narrative rendering</w:t>
             </w:r>
           </w:p>
         </w:tc>
         <w:tc>
+          <w:tcPr/>
           <w:p>
             <w:pPr>
               <w:pStyle w:val="Compact"/>
@@ -96,14 +109,15 @@
             </w:pPr>
             <w:r>
               <w:rPr>
+                <w:b/>
                 <w:bCs/>
-                <w:b/>
               </w:rPr>
               <w:t xml:space="preserve">Missing-value rule</w:t>
             </w:r>
           </w:p>
         </w:tc>
         <w:tc>
+          <w:tcPr/>
           <w:p>
             <w:pPr>
               <w:pStyle w:val="Compact"/>
@@ -111,8 +125,8 @@
             </w:pPr>
             <w:r>
               <w:rPr>
+                <w:b/>
                 <w:bCs/>
-                <w:b/>
               </w:rPr>
               <w:t xml:space="preserve">Parity</w:t>
             </w:r>
@@ -121,6 +135,7 @@
       </w:tr>
       <w:tr>
         <w:tc>
+          <w:tcPr/>
           <w:p>
             <w:pPr>
               <w:pStyle w:val="Compact"/>
@@ -132,6 +147,7 @@
           </w:p>
         </w:tc>
         <w:tc>
+          <w:tcPr/>
           <w:p>
             <w:pPr>
               <w:pStyle w:val="Compact"/>
@@ -143,6 +159,7 @@
           </w:p>
         </w:tc>
         <w:tc>
+          <w:tcPr/>
           <w:p>
             <w:pPr>
               <w:pStyle w:val="Compact"/>
@@ -154,6 +171,7 @@
           </w:p>
         </w:tc>
         <w:tc>
+          <w:tcPr/>
           <w:p>
             <w:pPr>
               <w:pStyle w:val="Compact"/>
@@ -165,6 +183,7 @@
           </w:p>
         </w:tc>
         <w:tc>
+          <w:tcPr/>
           <w:p>
             <w:pPr>
               <w:pStyle w:val="Compact"/>
@@ -178,6 +197,7 @@
       </w:tr>
       <w:tr>
         <w:tc>
+          <w:tcPr/>
           <w:p>
             <w:pPr>
               <w:pStyle w:val="Compact"/>
@@ -189,6 +209,7 @@
           </w:p>
         </w:tc>
         <w:tc>
+          <w:tcPr/>
           <w:p>
             <w:pPr>
               <w:pStyle w:val="Compact"/>
@@ -200,6 +221,7 @@
           </w:p>
         </w:tc>
         <w:tc>
+          <w:tcPr/>
           <w:p>
             <w:pPr>
               <w:pStyle w:val="Compact"/>
@@ -211,6 +233,7 @@
           </w:p>
         </w:tc>
         <w:tc>
+          <w:tcPr/>
           <w:p>
             <w:pPr>
               <w:pStyle w:val="Compact"/>
@@ -222,6 +245,7 @@
           </w:p>
         </w:tc>
         <w:tc>
+          <w:tcPr/>
           <w:p>
             <w:pPr>
               <w:pStyle w:val="Compact"/>
@@ -235,6 +259,7 @@
       </w:tr>
       <w:tr>
         <w:tc>
+          <w:tcPr/>
           <w:p>
             <w:pPr>
               <w:pStyle w:val="Compact"/>
@@ -246,6 +271,7 @@
           </w:p>
         </w:tc>
         <w:tc>
+          <w:tcPr/>
           <w:p>
             <w:pPr>
               <w:pStyle w:val="Compact"/>
@@ -257,6 +283,7 @@
           </w:p>
         </w:tc>
         <w:tc>
+          <w:tcPr/>
           <w:p>
             <w:pPr>
               <w:pStyle w:val="Compact"/>
@@ -268,6 +295,7 @@
           </w:p>
         </w:tc>
         <w:tc>
+          <w:tcPr/>
           <w:p>
             <w:pPr>
               <w:pStyle w:val="Compact"/>
@@ -279,6 +307,7 @@
           </w:p>
         </w:tc>
         <w:tc>
+          <w:tcPr/>
           <w:p>
             <w:pPr>
               <w:pStyle w:val="Compact"/>
@@ -292,6 +321,7 @@
       </w:tr>
       <w:tr>
         <w:tc>
+          <w:tcPr/>
           <w:p>
             <w:pPr>
               <w:pStyle w:val="Compact"/>
@@ -303,6 +333,7 @@
           </w:p>
         </w:tc>
         <w:tc>
+          <w:tcPr/>
           <w:p>
             <w:pPr>
               <w:pStyle w:val="Compact"/>
@@ -314,6 +345,7 @@
           </w:p>
         </w:tc>
         <w:tc>
+          <w:tcPr/>
           <w:p>
             <w:pPr>
               <w:pStyle w:val="Compact"/>
@@ -325,6 +357,7 @@
           </w:p>
         </w:tc>
         <w:tc>
+          <w:tcPr/>
           <w:p>
             <w:pPr>
               <w:pStyle w:val="Compact"/>
@@ -336,6 +369,7 @@
           </w:p>
         </w:tc>
         <w:tc>
+          <w:tcPr/>
           <w:p>
             <w:pPr>
               <w:pStyle w:val="Compact"/>
@@ -349,6 +383,7 @@
       </w:tr>
       <w:tr>
         <w:tc>
+          <w:tcPr/>
           <w:p>
             <w:pPr>
               <w:pStyle w:val="Compact"/>
@@ -360,6 +395,7 @@
           </w:p>
         </w:tc>
         <w:tc>
+          <w:tcPr/>
           <w:p>
             <w:pPr>
               <w:pStyle w:val="Compact"/>
@@ -371,6 +407,7 @@
           </w:p>
         </w:tc>
         <w:tc>
+          <w:tcPr/>
           <w:p>
             <w:pPr>
               <w:pStyle w:val="Compact"/>
@@ -382,6 +419,7 @@
           </w:p>
         </w:tc>
         <w:tc>
+          <w:tcPr/>
           <w:p>
             <w:pPr>
               <w:pStyle w:val="Compact"/>
@@ -393,6 +431,7 @@
           </w:p>
         </w:tc>
         <w:tc>
+          <w:tcPr/>
           <w:p>
             <w:pPr>
               <w:pStyle w:val="Compact"/>
@@ -406,6 +445,7 @@
       </w:tr>
       <w:tr>
         <w:tc>
+          <w:tcPr/>
           <w:p>
             <w:pPr>
               <w:pStyle w:val="Compact"/>
@@ -417,6 +457,7 @@
           </w:p>
         </w:tc>
         <w:tc>
+          <w:tcPr/>
           <w:p>
             <w:pPr>
               <w:pStyle w:val="Compact"/>
@@ -428,6 +469,7 @@
           </w:p>
         </w:tc>
         <w:tc>
+          <w:tcPr/>
           <w:p>
             <w:pPr>
               <w:pStyle w:val="Compact"/>
@@ -439,6 +481,7 @@
           </w:p>
         </w:tc>
         <w:tc>
+          <w:tcPr/>
           <w:p>
             <w:pPr>
               <w:pStyle w:val="Compact"/>
@@ -450,6 +493,7 @@
           </w:p>
         </w:tc>
         <w:tc>
+          <w:tcPr/>
           <w:p>
             <w:pPr>
               <w:pStyle w:val="Compact"/>
@@ -463,6 +507,7 @@
       </w:tr>
       <w:tr>
         <w:tc>
+          <w:tcPr/>
           <w:p>
             <w:pPr>
               <w:pStyle w:val="Compact"/>
@@ -474,6 +519,7 @@
           </w:p>
         </w:tc>
         <w:tc>
+          <w:tcPr/>
           <w:p>
             <w:pPr>
               <w:pStyle w:val="Compact"/>
@@ -485,6 +531,7 @@
           </w:p>
         </w:tc>
         <w:tc>
+          <w:tcPr/>
           <w:p>
             <w:pPr>
               <w:pStyle w:val="Compact"/>
@@ -496,6 +543,7 @@
           </w:p>
         </w:tc>
         <w:tc>
+          <w:tcPr/>
           <w:p>
             <w:pPr>
               <w:pStyle w:val="Compact"/>
@@ -507,6 +555,7 @@
           </w:p>
         </w:tc>
         <w:tc>
+          <w:tcPr/>
           <w:p>
             <w:pPr>
               <w:pStyle w:val="Compact"/>
@@ -520,6 +569,7 @@
       </w:tr>
       <w:tr>
         <w:tc>
+          <w:tcPr/>
           <w:p>
             <w:pPr>
               <w:pStyle w:val="Compact"/>
@@ -531,6 +581,7 @@
           </w:p>
         </w:tc>
         <w:tc>
+          <w:tcPr/>
           <w:p>
             <w:pPr>
               <w:pStyle w:val="Compact"/>
@@ -542,6 +593,7 @@
           </w:p>
         </w:tc>
         <w:tc>
+          <w:tcPr/>
           <w:p>
             <w:pPr>
               <w:pStyle w:val="Compact"/>
@@ -553,6 +605,7 @@
           </w:p>
         </w:tc>
         <w:tc>
+          <w:tcPr/>
           <w:p>
             <w:pPr>
               <w:pStyle w:val="Compact"/>
@@ -564,6 +617,7 @@
           </w:p>
         </w:tc>
         <w:tc>
+          <w:tcPr/>
           <w:p>
             <w:pPr>
               <w:pStyle w:val="Compact"/>
@@ -577,6 +631,7 @@
       </w:tr>
       <w:tr>
         <w:tc>
+          <w:tcPr/>
           <w:p>
             <w:pPr>
               <w:pStyle w:val="Compact"/>
@@ -588,6 +643,7 @@
           </w:p>
         </w:tc>
         <w:tc>
+          <w:tcPr/>
           <w:p>
             <w:pPr>
               <w:pStyle w:val="Compact"/>
@@ -599,6 +655,7 @@
           </w:p>
         </w:tc>
         <w:tc>
+          <w:tcPr/>
           <w:p>
             <w:pPr>
               <w:pStyle w:val="Compact"/>
@@ -610,6 +667,7 @@
           </w:p>
         </w:tc>
         <w:tc>
+          <w:tcPr/>
           <w:p>
             <w:pPr>
               <w:pStyle w:val="Compact"/>
@@ -621,6 +679,7 @@
           </w:p>
         </w:tc>
         <w:tc>
+          <w:tcPr/>
           <w:p>
             <w:pPr>
               <w:pStyle w:val="Compact"/>
@@ -634,6 +693,7 @@
       </w:tr>
       <w:tr>
         <w:tc>
+          <w:tcPr/>
           <w:p>
             <w:pPr>
               <w:pStyle w:val="Compact"/>
@@ -645,6 +705,7 @@
           </w:p>
         </w:tc>
         <w:tc>
+          <w:tcPr/>
           <w:p>
             <w:pPr>
               <w:pStyle w:val="Compact"/>
@@ -656,6 +717,7 @@
           </w:p>
         </w:tc>
         <w:tc>
+          <w:tcPr/>
           <w:p>
             <w:pPr>
               <w:pStyle w:val="Compact"/>
@@ -667,6 +729,7 @@
           </w:p>
         </w:tc>
         <w:tc>
+          <w:tcPr/>
           <w:p>
             <w:pPr>
               <w:pStyle w:val="Compact"/>
@@ -678,6 +741,7 @@
           </w:p>
         </w:tc>
         <w:tc>
+          <w:tcPr/>
           <w:p>
             <w:pPr>
               <w:pStyle w:val="Compact"/>
@@ -691,6 +755,7 @@
       </w:tr>
       <w:tr>
         <w:tc>
+          <w:tcPr/>
           <w:p>
             <w:pPr>
               <w:pStyle w:val="Compact"/>
@@ -702,6 +767,7 @@
           </w:p>
         </w:tc>
         <w:tc>
+          <w:tcPr/>
           <w:p>
             <w:pPr>
               <w:pStyle w:val="Compact"/>
@@ -713,6 +779,7 @@
           </w:p>
         </w:tc>
         <w:tc>
+          <w:tcPr/>
           <w:p>
             <w:pPr>
               <w:pStyle w:val="Compact"/>
@@ -724,6 +791,7 @@
           </w:p>
         </w:tc>
         <w:tc>
+          <w:tcPr/>
           <w:p>
             <w:pPr>
               <w:pStyle w:val="Compact"/>
@@ -735,6 +803,7 @@
           </w:p>
         </w:tc>
         <w:tc>
+          <w:tcPr/>
           <w:p>
             <w:pPr>
               <w:pStyle w:val="Compact"/>
@@ -748,6 +817,7 @@
       </w:tr>
       <w:tr>
         <w:tc>
+          <w:tcPr/>
           <w:p>
             <w:pPr>
               <w:pStyle w:val="Compact"/>
@@ -759,6 +829,7 @@
           </w:p>
         </w:tc>
         <w:tc>
+          <w:tcPr/>
           <w:p>
             <w:pPr>
               <w:pStyle w:val="Compact"/>
@@ -770,6 +841,7 @@
           </w:p>
         </w:tc>
         <w:tc>
+          <w:tcPr/>
           <w:p>
             <w:pPr>
               <w:pStyle w:val="Compact"/>
@@ -781,6 +853,7 @@
           </w:p>
         </w:tc>
         <w:tc>
+          <w:tcPr/>
           <w:p>
             <w:pPr>
               <w:pStyle w:val="Compact"/>
@@ -792,6 +865,7 @@
           </w:p>
         </w:tc>
         <w:tc>
+          <w:tcPr/>
           <w:p>
             <w:pPr>
               <w:pStyle w:val="Compact"/>
@@ -805,6 +879,7 @@
       </w:tr>
       <w:tr>
         <w:tc>
+          <w:tcPr/>
           <w:p>
             <w:pPr>
               <w:pStyle w:val="Compact"/>
@@ -816,6 +891,7 @@
           </w:p>
         </w:tc>
         <w:tc>
+          <w:tcPr/>
           <w:p>
             <w:pPr>
               <w:pStyle w:val="Compact"/>
@@ -827,6 +903,7 @@
           </w:p>
         </w:tc>
         <w:tc>
+          <w:tcPr/>
           <w:p>
             <w:pPr>
               <w:pStyle w:val="Compact"/>
@@ -838,6 +915,7 @@
           </w:p>
         </w:tc>
         <w:tc>
+          <w:tcPr/>
           <w:p>
             <w:pPr>
               <w:pStyle w:val="Compact"/>
@@ -849,6 +927,7 @@
           </w:p>
         </w:tc>
         <w:tc>
+          <w:tcPr/>
           <w:p>
             <w:pPr>
               <w:pStyle w:val="Compact"/>
@@ -862,6 +941,7 @@
       </w:tr>
       <w:tr>
         <w:tc>
+          <w:tcPr/>
           <w:p>
             <w:pPr>
               <w:pStyle w:val="Compact"/>
@@ -873,6 +953,7 @@
           </w:p>
         </w:tc>
         <w:tc>
+          <w:tcPr/>
           <w:p>
             <w:pPr>
               <w:pStyle w:val="Compact"/>
@@ -884,6 +965,7 @@
           </w:p>
         </w:tc>
         <w:tc>
+          <w:tcPr/>
           <w:p>
             <w:pPr>
               <w:pStyle w:val="Compact"/>
@@ -895,6 +977,7 @@
           </w:p>
         </w:tc>
         <w:tc>
+          <w:tcPr/>
           <w:p>
             <w:pPr>
               <w:pStyle w:val="Compact"/>
@@ -906,6 +989,7 @@
           </w:p>
         </w:tc>
         <w:tc>
+          <w:tcPr/>
           <w:p>
             <w:pPr>
               <w:pStyle w:val="Compact"/>
@@ -919,6 +1003,7 @@
       </w:tr>
       <w:tr>
         <w:tc>
+          <w:tcPr/>
           <w:p>
             <w:pPr>
               <w:pStyle w:val="Compact"/>
@@ -930,6 +1015,7 @@
           </w:p>
         </w:tc>
         <w:tc>
+          <w:tcPr/>
           <w:p>
             <w:pPr>
               <w:pStyle w:val="Compact"/>
@@ -941,6 +1027,7 @@
           </w:p>
         </w:tc>
         <w:tc>
+          <w:tcPr/>
           <w:p>
             <w:pPr>
               <w:pStyle w:val="Compact"/>
@@ -952,6 +1039,7 @@
           </w:p>
         </w:tc>
         <w:tc>
+          <w:tcPr/>
           <w:p>
             <w:pPr>
               <w:pStyle w:val="Compact"/>
@@ -963,6 +1051,7 @@
           </w:p>
         </w:tc>
         <w:tc>
+          <w:tcPr/>
           <w:p>
             <w:pPr>
               <w:pStyle w:val="Compact"/>
@@ -976,6 +1065,7 @@
       </w:tr>
       <w:tr>
         <w:tc>
+          <w:tcPr/>
           <w:p>
             <w:pPr>
               <w:pStyle w:val="Compact"/>
@@ -987,6 +1077,7 @@
           </w:p>
         </w:tc>
         <w:tc>
+          <w:tcPr/>
           <w:p>
             <w:pPr>
               <w:pStyle w:val="Compact"/>
@@ -998,6 +1089,7 @@
           </w:p>
         </w:tc>
         <w:tc>
+          <w:tcPr/>
           <w:p>
             <w:pPr>
               <w:pStyle w:val="Compact"/>
@@ -1009,6 +1101,7 @@
           </w:p>
         </w:tc>
         <w:tc>
+          <w:tcPr/>
           <w:p>
             <w:pPr>
               <w:pStyle w:val="Compact"/>
@@ -1020,6 +1113,7 @@
           </w:p>
         </w:tc>
         <w:tc>
+          <w:tcPr/>
           <w:p>
             <w:pPr>
               <w:pStyle w:val="Compact"/>
@@ -1033,6 +1127,7 @@
       </w:tr>
       <w:tr>
         <w:tc>
+          <w:tcPr/>
           <w:p>
             <w:pPr>
               <w:pStyle w:val="Compact"/>
@@ -1044,6 +1139,7 @@
           </w:p>
         </w:tc>
         <w:tc>
+          <w:tcPr/>
           <w:p>
             <w:pPr>
               <w:pStyle w:val="Compact"/>
@@ -1055,17 +1151,19 @@
           </w:p>
         </w:tc>
         <w:tc>
-          <w:p>
-            <w:pPr>
-              <w:pStyle w:val="Compact"/>
-              <w:jc w:val="left"/>
-            </w:pPr>
-            <w:r>
-              <w:t xml:space="preserve">BMI: N \| BP (mean): S/D, or Missing</w:t>
-            </w:r>
-          </w:p>
-        </w:tc>
-        <w:tc>
+          <w:tcPr/>
+          <w:p>
+            <w:pPr>
+              <w:pStyle w:val="Compact"/>
+              <w:jc w:val="left"/>
+            </w:pPr>
+            <w:r>
+              <w:t xml:space="preserve">BMI: N | BP (mean): S/D, or Missing</w:t>
+            </w:r>
+          </w:p>
+        </w:tc>
+        <w:tc>
+          <w:tcPr/>
           <w:p>
             <w:pPr>
               <w:pStyle w:val="Compact"/>
@@ -1077,6 +1175,7 @@
           </w:p>
         </w:tc>
         <w:tc>
+          <w:tcPr/>
           <w:p>
             <w:pPr>
               <w:pStyle w:val="Compact"/>
@@ -1090,6 +1189,7 @@
       </w:tr>
       <w:tr>
         <w:tc>
+          <w:tcPr/>
           <w:p>
             <w:pPr>
               <w:pStyle w:val="Compact"/>
@@ -1101,6 +1201,7 @@
           </w:p>
         </w:tc>
         <w:tc>
+          <w:tcPr/>
           <w:p>
             <w:pPr>
               <w:pStyle w:val="Compact"/>
@@ -1112,6 +1213,7 @@
           </w:p>
         </w:tc>
         <w:tc>
+          <w:tcPr/>
           <w:p>
             <w:pPr>
               <w:pStyle w:val="Compact"/>
@@ -1123,6 +1225,7 @@
           </w:p>
         </w:tc>
         <w:tc>
+          <w:tcPr/>
           <w:p>
             <w:pPr>
               <w:pStyle w:val="Compact"/>
@@ -1134,6 +1237,7 @@
           </w:p>
         </w:tc>
         <w:tc>
+          <w:tcPr/>
           <w:p>
             <w:pPr>
               <w:pStyle w:val="Compact"/>
@@ -1147,6 +1251,7 @@
       </w:tr>
       <w:tr>
         <w:tc>
+          <w:tcPr/>
           <w:p>
             <w:pPr>
               <w:pStyle w:val="Compact"/>
@@ -1158,6 +1263,7 @@
           </w:p>
         </w:tc>
         <w:tc>
+          <w:tcPr/>
           <w:p>
             <w:pPr>
               <w:pStyle w:val="Compact"/>
@@ -1169,6 +1275,7 @@
           </w:p>
         </w:tc>
         <w:tc>
+          <w:tcPr/>
           <w:p>
             <w:pPr>
               <w:pStyle w:val="Compact"/>
@@ -1180,6 +1287,7 @@
           </w:p>
         </w:tc>
         <w:tc>
+          <w:tcPr/>
           <w:p>
             <w:pPr>
               <w:pStyle w:val="Compact"/>
@@ -1191,6 +1299,7 @@
           </w:p>
         </w:tc>
         <w:tc>
+          <w:tcPr/>
           <w:p>
             <w:pPr>
               <w:pStyle w:val="Compact"/>
@@ -1204,6 +1313,7 @@
       </w:tr>
       <w:tr>
         <w:tc>
+          <w:tcPr/>
           <w:p>
             <w:pPr>
               <w:pStyle w:val="Compact"/>
@@ -1215,6 +1325,7 @@
           </w:p>
         </w:tc>
         <w:tc>
+          <w:tcPr/>
           <w:p>
             <w:pPr>
               <w:pStyle w:val="Compact"/>
@@ -1226,6 +1337,7 @@
           </w:p>
         </w:tc>
         <w:tc>
+          <w:tcPr/>
           <w:p>
             <w:pPr>
               <w:pStyle w:val="Compact"/>
@@ -1237,6 +1349,7 @@
           </w:p>
         </w:tc>
         <w:tc>
+          <w:tcPr/>
           <w:p>
             <w:pPr>
               <w:pStyle w:val="Compact"/>
@@ -1248,6 +1361,7 @@
           </w:p>
         </w:tc>
         <w:tc>
+          <w:tcPr/>
           <w:p>
             <w:pPr>
               <w:pStyle w:val="Compact"/>
@@ -1261,6 +1375,7 @@
       </w:tr>
       <w:tr>
         <w:tc>
+          <w:tcPr/>
           <w:p>
             <w:pPr>
               <w:pStyle w:val="Compact"/>
@@ -1272,6 +1387,7 @@
           </w:p>
         </w:tc>
         <w:tc>
+          <w:tcPr/>
           <w:p>
             <w:pPr>
               <w:pStyle w:val="Compact"/>
@@ -1283,6 +1399,7 @@
           </w:p>
         </w:tc>
         <w:tc>
+          <w:tcPr/>
           <w:p>
             <w:pPr>
               <w:pStyle w:val="Compact"/>
@@ -1294,6 +1411,7 @@
           </w:p>
         </w:tc>
         <w:tc>
+          <w:tcPr/>
           <w:p>
             <w:pPr>
               <w:pStyle w:val="Compact"/>
@@ -1305,6 +1423,7 @@
           </w:p>
         </w:tc>
         <w:tc>
+          <w:tcPr/>
           <w:p>
             <w:pPr>
               <w:pStyle w:val="Compact"/>
@@ -1318,6 +1437,7 @@
       </w:tr>
       <w:tr>
         <w:tc>
+          <w:tcPr/>
           <w:p>
             <w:pPr>
               <w:pStyle w:val="Compact"/>
@@ -1329,6 +1449,7 @@
           </w:p>
         </w:tc>
         <w:tc>
+          <w:tcPr/>
           <w:p>
             <w:pPr>
               <w:pStyle w:val="Compact"/>
@@ -1340,6 +1461,7 @@
           </w:p>
         </w:tc>
         <w:tc>
+          <w:tcPr/>
           <w:p>
             <w:pPr>
               <w:pStyle w:val="Compact"/>
@@ -1351,6 +1473,7 @@
           </w:p>
         </w:tc>
         <w:tc>
+          <w:tcPr/>
           <w:p>
             <w:pPr>
               <w:pStyle w:val="Compact"/>
@@ -1362,6 +1485,7 @@
           </w:p>
         </w:tc>
         <w:tc>
+          <w:tcPr/>
           <w:p>
             <w:pPr>
               <w:pStyle w:val="Compact"/>
@@ -1375,6 +1499,7 @@
       </w:tr>
       <w:tr>
         <w:tc>
+          <w:tcPr/>
           <w:p>
             <w:pPr>
               <w:pStyle w:val="Compact"/>
@@ -1386,6 +1511,7 @@
           </w:p>
         </w:tc>
         <w:tc>
+          <w:tcPr/>
           <w:p>
             <w:pPr>
               <w:pStyle w:val="Compact"/>
@@ -1397,6 +1523,7 @@
           </w:p>
         </w:tc>
         <w:tc>
+          <w:tcPr/>
           <w:p>
             <w:pPr>
               <w:pStyle w:val="Compact"/>
@@ -1408,6 +1535,7 @@
           </w:p>
         </w:tc>
         <w:tc>
+          <w:tcPr/>
           <w:p>
             <w:pPr>
               <w:pStyle w:val="Compact"/>
@@ -1419,6 +1547,7 @@
           </w:p>
         </w:tc>
         <w:tc>
+          <w:tcPr/>
           <w:p>
             <w:pPr>
               <w:pStyle w:val="Compact"/>
@@ -1432,6 +1561,7 @@
       </w:tr>
       <w:tr>
         <w:tc>
+          <w:tcPr/>
           <w:p>
             <w:pPr>
               <w:pStyle w:val="Compact"/>
@@ -1443,6 +1573,7 @@
           </w:p>
         </w:tc>
         <w:tc>
+          <w:tcPr/>
           <w:p>
             <w:pPr>
               <w:pStyle w:val="Compact"/>
@@ -1454,6 +1585,7 @@
           </w:p>
         </w:tc>
         <w:tc>
+          <w:tcPr/>
           <w:p>
             <w:pPr>
               <w:pStyle w:val="Compact"/>
@@ -1465,6 +1597,7 @@
           </w:p>
         </w:tc>
         <w:tc>
+          <w:tcPr/>
           <w:p>
             <w:pPr>
               <w:pStyle w:val="Compact"/>
@@ -1476,6 +1609,7 @@
           </w:p>
         </w:tc>
         <w:tc>
+          <w:tcPr/>
           <w:p>
             <w:pPr>
               <w:pStyle w:val="Compact"/>
@@ -1489,6 +1623,7 @@
       </w:tr>
       <w:tr>
         <w:tc>
+          <w:tcPr/>
           <w:p>
             <w:pPr>
               <w:pStyle w:val="Compact"/>
@@ -1500,6 +1635,7 @@
           </w:p>
         </w:tc>
         <w:tc>
+          <w:tcPr/>
           <w:p>
             <w:pPr>
               <w:pStyle w:val="Compact"/>
@@ -1511,6 +1647,7 @@
           </w:p>
         </w:tc>
         <w:tc>
+          <w:tcPr/>
           <w:p>
             <w:pPr>
               <w:pStyle w:val="Compact"/>
@@ -1522,6 +1659,7 @@
           </w:p>
         </w:tc>
         <w:tc>
+          <w:tcPr/>
           <w:p>
             <w:pPr>
               <w:pStyle w:val="Compact"/>
@@ -1533,6 +1671,7 @@
           </w:p>
         </w:tc>
         <w:tc>
+          <w:tcPr/>
           <w:p>
             <w:pPr>
               <w:pStyle w:val="Compact"/>
@@ -1546,6 +1685,7 @@
       </w:tr>
       <w:tr>
         <w:tc>
+          <w:tcPr/>
           <w:p>
             <w:pPr>
               <w:pStyle w:val="Compact"/>
@@ -1557,6 +1697,7 @@
           </w:p>
         </w:tc>
         <w:tc>
+          <w:tcPr/>
           <w:p>
             <w:pPr>
               <w:pStyle w:val="Compact"/>
@@ -1568,6 +1709,7 @@
           </w:p>
         </w:tc>
         <w:tc>
+          <w:tcPr/>
           <w:p>
             <w:pPr>
               <w:pStyle w:val="Compact"/>
@@ -1579,6 +1721,7 @@
           </w:p>
         </w:tc>
         <w:tc>
+          <w:tcPr/>
           <w:p>
             <w:pPr>
               <w:pStyle w:val="Compact"/>
@@ -1590,6 +1733,7 @@
           </w:p>
         </w:tc>
         <w:tc>
+          <w:tcPr/>
           <w:p>
             <w:pPr>
               <w:pStyle w:val="Compact"/>
@@ -1603,6 +1747,7 @@
       </w:tr>
       <w:tr>
         <w:tc>
+          <w:tcPr/>
           <w:p>
             <w:pPr>
               <w:pStyle w:val="Compact"/>
@@ -1614,6 +1759,7 @@
           </w:p>
         </w:tc>
         <w:tc>
+          <w:tcPr/>
           <w:p>
             <w:pPr>
               <w:pStyle w:val="Compact"/>
@@ -1625,17 +1771,19 @@
           </w:p>
         </w:tc>
         <w:tc>
-          <w:p>
-            <w:pPr>
-              <w:pStyle w:val="Compact"/>
-              <w:jc w:val="left"/>
-            </w:pPr>
-            <w:r>
-              <w:t xml:space="preserve">Psych inpatient days: N \| ED psych visits: N</w:t>
-            </w:r>
-          </w:p>
-        </w:tc>
-        <w:tc>
+          <w:tcPr/>
+          <w:p>
+            <w:pPr>
+              <w:pStyle w:val="Compact"/>
+              <w:jc w:val="left"/>
+            </w:pPr>
+            <w:r>
+              <w:t xml:space="preserve">Psych inpatient days: N | ED psych visits: N</w:t>
+            </w:r>
+          </w:p>
+        </w:tc>
+        <w:tc>
+          <w:tcPr/>
           <w:p>
             <w:pPr>
               <w:pStyle w:val="Compact"/>
@@ -1647,6 +1795,7 @@
           </w:p>
         </w:tc>
         <w:tc>
+          <w:tcPr/>
           <w:p>
             <w:pPr>
               <w:pStyle w:val="Compact"/>
@@ -1660,6 +1809,7 @@
       </w:tr>
       <w:tr>
         <w:tc>
+          <w:tcPr/>
           <w:p>
             <w:pPr>
               <w:pStyle w:val="Compact"/>
@@ -1671,6 +1821,7 @@
           </w:p>
         </w:tc>
         <w:tc>
+          <w:tcPr/>
           <w:p>
             <w:pPr>
               <w:pStyle w:val="Compact"/>
@@ -1682,6 +1833,7 @@
           </w:p>
         </w:tc>
         <w:tc>
+          <w:tcPr/>
           <w:p>
             <w:pPr>
               <w:pStyle w:val="Compact"/>
@@ -1693,6 +1845,7 @@
           </w:p>
         </w:tc>
         <w:tc>
+          <w:tcPr/>
           <w:p>
             <w:pPr>
               <w:pStyle w:val="Compact"/>
@@ -1704,6 +1857,7 @@
           </w:p>
         </w:tc>
         <w:tc>
+          <w:tcPr/>
           <w:p>
             <w:pPr>
               <w:pStyle w:val="Compact"/>
@@ -1718,7 +1872,7 @@
     </w:tbl>
     <w:p>
       <w:pPr>
-        <w:pStyle w:val="BodyText"/>
+        <w:pStyle w:val="FirstParagraph"/>
       </w:pPr>
       <w:r>
         <w:t xml:space="preserve">Eleven rows are asymmetric. Ten provide additional or finer information to the narrative, including index date, sexual orientation, vital signs, 4 sociodemographic categories, and 3 medication blocks. Recorded history length is available only to FEATURE. The primary comparison therefore cannot isolate encoding from information content.</w:t>
@@ -1740,7 +1894,7 @@
         <w:t xml:space="preserve">A sensitivity analysis added vital signs to FEATURE using missingness indicators and within-fold median imputation and added recorded history length to the narratives. The best-model contrast was reported to remain nonsignificant. These changes address selected asymmetries, not all differences listed above. Quantitative results are not included here and are available from the corresponding author.</w:t>
       </w:r>
     </w:p>
-    <w:bookmarkEnd w:id="20"/>
+    <w:bookmarkEnd w:id="9"/>
     <w:sectPr>
       <w:pgSz w:h="15840" w:w="12240"/>
       <w:pgMar w:bottom="1440" w:footer="708" w:gutter="0" w:header="708" w:left="1800" w:right="1800" w:top="1440"/>
@@ -1952,14 +2106,14 @@
     </w:lvl>
   </w:abstractNum>
   <w:abstractNum w:abstractNumId="990">
-    <w:nsid w:val="2c1ae401"/>
+    <w:nsid w:val="0000A990"/>
     <w:multiLevelType w:val="multilevel"/>
     <w:lvl w:ilvl="0">
       <w:numFmt w:val="bullet"/>
       <w:lvlText w:val=" "/>
       <w:lvlJc w:val="left"/>
       <w:pPr>
-        <w:ind w:left="720" w:hanging="480"/>
+        <w:ind w:left="720" w:hanging="360"/>
       </w:pPr>
     </w:lvl>
     <w:lvl w:ilvl="1">
@@ -1967,7 +2121,7 @@
       <w:lvlText w:val=" "/>
       <w:lvlJc w:val="left"/>
       <w:pPr>
-        <w:ind w:left="1440" w:hanging="480"/>
+        <w:ind w:left="1440" w:hanging="360"/>
       </w:pPr>
     </w:lvl>
     <w:lvl w:ilvl="2">
@@ -1975,7 +2129,7 @@
       <w:lvlText w:val=" "/>
       <w:lvlJc w:val="left"/>
       <w:pPr>
-        <w:ind w:left="2160" w:hanging="480"/>
+        <w:ind w:left="2160" w:hanging="360"/>
       </w:pPr>
     </w:lvl>
     <w:lvl w:ilvl="3">
@@ -1983,7 +2137,7 @@
       <w:lvlText w:val=" "/>
       <w:lvlJc w:val="left"/>
       <w:pPr>
-        <w:ind w:left="2880" w:hanging="480"/>
+        <w:ind w:left="2880" w:hanging="360"/>
       </w:pPr>
     </w:lvl>
     <w:lvl w:ilvl="4">
@@ -1991,7 +2145,7 @@
       <w:lvlText w:val=" "/>
       <w:lvlJc w:val="left"/>
       <w:pPr>
-        <w:ind w:left="3600" w:hanging="480"/>
+        <w:ind w:left="3600" w:hanging="360"/>
       </w:pPr>
     </w:lvl>
     <w:lvl w:ilvl="5">
@@ -1999,7 +2153,7 @@
       <w:lvlText w:val=" "/>
       <w:lvlJc w:val="left"/>
       <w:pPr>
-        <w:ind w:left="4320" w:hanging="480"/>
+        <w:ind w:left="4320" w:hanging="360"/>
       </w:pPr>
     </w:lvl>
     <w:lvl w:ilvl="6">
@@ -2007,7 +2161,7 @@
       <w:lvlText w:val=" "/>
       <w:lvlJc w:val="left"/>
       <w:pPr>
-        <w:ind w:left="5040" w:hanging="480"/>
+        <w:ind w:left="5040" w:hanging="360"/>
       </w:pPr>
     </w:lvl>
     <w:lvl w:ilvl="7">
@@ -2015,7 +2169,7 @@
       <w:lvlText w:val=" "/>
       <w:lvlJc w:val="left"/>
       <w:pPr>
-        <w:ind w:left="5760" w:hanging="480"/>
+        <w:ind w:left="5760" w:hanging="360"/>
       </w:pPr>
     </w:lvl>
     <w:lvl w:ilvl="8">
@@ -2023,7 +2177,7 @@
       <w:lvlText w:val=" "/>
       <w:lvlJc w:val="left"/>
       <w:pPr>
-        <w:ind w:left="6480" w:hanging="480"/>
+        <w:ind w:left="6480" w:hanging="360"/>
       </w:pPr>
     </w:lvl>
   </w:abstractNum>
@@ -2774,8 +2928,8 @@
     <w:name w:val="KeywordTok"/>
     <w:basedOn w:val="VerbatimChar"/>
     <w:rPr>
+      <w:b/>
       <w:color w:val="007020"/>
-      <w:b/>
     </w:rPr>
   </w:style>
   <w:style w:type="character" w:customStyle="1" w:styleId="DataTypeTok">
@@ -2851,40 +3005,43 @@
   <w:style w:type="character" w:customStyle="1" w:styleId="ImportTok">
     <w:name w:val="ImportTok"/>
     <w:basedOn w:val="VerbatimChar"/>
-    <w:rPr/>
+    <w:rPr>
+      <w:b/>
+      <w:color w:val="008000"/>
+    </w:rPr>
   </w:style>
   <w:style w:type="character" w:customStyle="1" w:styleId="CommentTok">
     <w:name w:val="CommentTok"/>
     <w:basedOn w:val="VerbatimChar"/>
     <w:rPr>
+      <w:i/>
       <w:color w:val="60a0b0"/>
-      <w:i/>
     </w:rPr>
   </w:style>
   <w:style w:type="character" w:customStyle="1" w:styleId="DocumentationTok">
     <w:name w:val="DocumentationTok"/>
     <w:basedOn w:val="VerbatimChar"/>
     <w:rPr>
+      <w:i/>
       <w:color w:val="ba2121"/>
-      <w:i/>
     </w:rPr>
   </w:style>
   <w:style w:type="character" w:customStyle="1" w:styleId="AnnotationTok">
     <w:name w:val="AnnotationTok"/>
     <w:basedOn w:val="VerbatimChar"/>
     <w:rPr>
-      <w:color w:val="60a0b0"/>
       <w:b/>
       <w:i/>
+      <w:color w:val="60a0b0"/>
     </w:rPr>
   </w:style>
   <w:style w:type="character" w:customStyle="1" w:styleId="CommentVarTok">
     <w:name w:val="CommentVarTok"/>
     <w:basedOn w:val="VerbatimChar"/>
     <w:rPr>
-      <w:color w:val="60a0b0"/>
       <w:b/>
       <w:i/>
+      <w:color w:val="60a0b0"/>
     </w:rPr>
   </w:style>
   <w:style w:type="character" w:customStyle="1" w:styleId="OtherTok">
@@ -2912,8 +3069,8 @@
     <w:name w:val="ControlFlowTok"/>
     <w:basedOn w:val="VerbatimChar"/>
     <w:rPr>
+      <w:b/>
       <w:color w:val="007020"/>
-      <w:b/>
     </w:rPr>
   </w:style>
   <w:style w:type="character" w:customStyle="1" w:styleId="OperatorTok">
@@ -2926,7 +3083,9 @@
   <w:style w:type="character" w:customStyle="1" w:styleId="BuiltInTok">
     <w:name w:val="BuiltInTok"/>
     <w:basedOn w:val="VerbatimChar"/>
-    <w:rPr/>
+    <w:rPr>
+      <w:color w:val="008000"/>
+    </w:rPr>
   </w:style>
   <w:style w:type="character" w:customStyle="1" w:styleId="ExtensionTok">
     <w:name w:val="ExtensionTok"/>
@@ -2956,34 +3115,34 @@
     <w:name w:val="InformationTok"/>
     <w:basedOn w:val="VerbatimChar"/>
     <w:rPr>
-      <w:color w:val="60a0b0"/>
       <w:b/>
       <w:i/>
+      <w:color w:val="60a0b0"/>
     </w:rPr>
   </w:style>
   <w:style w:type="character" w:customStyle="1" w:styleId="WarningTok">
     <w:name w:val="WarningTok"/>
     <w:basedOn w:val="VerbatimChar"/>
     <w:rPr>
-      <w:color w:val="60a0b0"/>
       <w:b/>
       <w:i/>
+      <w:color w:val="60a0b0"/>
     </w:rPr>
   </w:style>
   <w:style w:type="character" w:customStyle="1" w:styleId="AlertTok">
     <w:name w:val="AlertTok"/>
     <w:basedOn w:val="VerbatimChar"/>
     <w:rPr>
+      <w:b/>
       <w:color w:val="ff0000"/>
-      <w:b/>
     </w:rPr>
   </w:style>
   <w:style w:type="character" w:customStyle="1" w:styleId="ErrorTok">
     <w:name w:val="ErrorTok"/>
     <w:basedOn w:val="VerbatimChar"/>
     <w:rPr>
+      <w:b/>
       <w:color w:val="ff0000"/>
-      <w:b/>
     </w:rPr>
   </w:style>
   <w:style w:type="character" w:customStyle="1" w:styleId="NormalTok">
